--- a/Documentation/Week 2/Meeting_Agenda_Week_2_Client_Meeting.docx
+++ b/Documentation/Week 2/Meeting_Agenda_Week_2_Client_Meeting.docx
@@ -745,6 +745,44 @@
               <w:t>Relay information back to rest of team (Christo)</w:t>
             </w:r>
           </w:p>
+          <w:p>
+            <w:pPr>
+              <w:pStyle w:val="ListParagraph"/>
+              <w:numPr>
+                <w:ilvl w:val="0"/>
+                <w:numId w:val="1"/>
+              </w:numPr>
+              <w:spacing w:line="360" w:lineRule="auto"/>
+              <w:rPr>
+                <w:rFonts w:ascii="Times New Roman" w:hAnsi="Times New Roman" w:cs="Times New Roman"/>
+                <w:sz w:val="24"/>
+                <w:szCs w:val="24"/>
+              </w:rPr>
+            </w:pPr>
+            <w:r>
+              <w:rPr>
+                <w:rFonts w:ascii="Times New Roman" w:hAnsi="Times New Roman" w:cs="Times New Roman"/>
+                <w:sz w:val="24"/>
+                <w:szCs w:val="24"/>
+              </w:rPr>
+              <w:t>Share meeting minutes with everyone (Christo)</w:t>
+            </w:r>
+          </w:p>
+          <w:p>
+            <w:pPr>
+              <w:pStyle w:val="ListParagraph"/>
+              <w:numPr>
+                <w:ilvl w:val="0"/>
+                <w:numId w:val="1"/>
+              </w:numPr>
+              <w:spacing w:line="360" w:lineRule="auto"/>
+              <w:rPr>
+                <w:rFonts w:ascii="Times New Roman" w:hAnsi="Times New Roman" w:cs="Times New Roman"/>
+                <w:sz w:val="24"/>
+                <w:szCs w:val="24"/>
+              </w:rPr>
+            </w:pPr>
+          </w:p>
         </w:tc>
       </w:tr>
       <w:tr>
@@ -767,6 +805,7 @@
                 <w:sz w:val="24"/>
                 <w:szCs w:val="24"/>
               </w:rPr>
+              <w:lastRenderedPageBreak/>
               <w:t>Next Meeting</w:t>
             </w:r>
           </w:p>

--- a/Documentation/Week 2/Meeting_Agenda_Week_2_Client_Meeting.docx
+++ b/Documentation/Week 2/Meeting_Agenda_Week_2_Client_Meeting.docx
@@ -578,25 +578,23 @@
                 <w:sz w:val="24"/>
                 <w:szCs w:val="24"/>
               </w:rPr>
-              <w:t xml:space="preserve">Development </w:t>
-            </w:r>
-            <w:proofErr w:type="spellStart"/>
-            <w:r>
-              <w:rPr>
-                <w:rFonts w:ascii="Times New Roman" w:hAnsi="Times New Roman" w:cs="Times New Roman"/>
-                <w:sz w:val="24"/>
-                <w:szCs w:val="24"/>
-              </w:rPr>
-              <w:t>carification</w:t>
-            </w:r>
-            <w:proofErr w:type="spellEnd"/>
-            <w:r>
-              <w:rPr>
-                <w:rFonts w:ascii="Times New Roman" w:hAnsi="Times New Roman" w:cs="Times New Roman"/>
-                <w:sz w:val="24"/>
-                <w:szCs w:val="24"/>
-              </w:rPr>
-              <w:t>:</w:t>
+              <w:t>Development c</w:t>
+            </w:r>
+            <w:r>
+              <w:rPr>
+                <w:rFonts w:ascii="Times New Roman" w:hAnsi="Times New Roman" w:cs="Times New Roman"/>
+                <w:sz w:val="24"/>
+                <w:szCs w:val="24"/>
+              </w:rPr>
+              <w:t>l</w:t>
+            </w:r>
+            <w:r>
+              <w:rPr>
+                <w:rFonts w:ascii="Times New Roman" w:hAnsi="Times New Roman" w:cs="Times New Roman"/>
+                <w:sz w:val="24"/>
+                <w:szCs w:val="24"/>
+              </w:rPr>
+              <w:t>arification:</w:t>
             </w:r>
           </w:p>
           <w:p>
@@ -765,23 +763,24 @@
                 <w:sz w:val="24"/>
                 <w:szCs w:val="24"/>
               </w:rPr>
-              <w:t>Share meeting minutes with everyone (Christo)</w:t>
-            </w:r>
-          </w:p>
-          <w:p>
-            <w:pPr>
-              <w:pStyle w:val="ListParagraph"/>
-              <w:numPr>
-                <w:ilvl w:val="0"/>
-                <w:numId w:val="1"/>
-              </w:numPr>
-              <w:spacing w:line="360" w:lineRule="auto"/>
-              <w:rPr>
-                <w:rFonts w:ascii="Times New Roman" w:hAnsi="Times New Roman" w:cs="Times New Roman"/>
-                <w:sz w:val="24"/>
-                <w:szCs w:val="24"/>
-              </w:rPr>
-            </w:pPr>
+              <w:t>Share meeting minutes</w:t>
+            </w:r>
+            <w:r>
+              <w:rPr>
+                <w:rFonts w:ascii="Times New Roman" w:hAnsi="Times New Roman" w:cs="Times New Roman"/>
+                <w:sz w:val="24"/>
+                <w:szCs w:val="24"/>
+              </w:rPr>
+              <w:t xml:space="preserve"> and information</w:t>
+            </w:r>
+            <w:r>
+              <w:rPr>
+                <w:rFonts w:ascii="Times New Roman" w:hAnsi="Times New Roman" w:cs="Times New Roman"/>
+                <w:sz w:val="24"/>
+                <w:szCs w:val="24"/>
+              </w:rPr>
+              <w:t xml:space="preserve"> with everyone (Christo)</w:t>
+            </w:r>
           </w:p>
         </w:tc>
       </w:tr>
@@ -805,7 +804,6 @@
                 <w:sz w:val="24"/>
                 <w:szCs w:val="24"/>
               </w:rPr>
-              <w:lastRenderedPageBreak/>
               <w:t>Next Meeting</w:t>
             </w:r>
           </w:p>
@@ -828,6 +826,14 @@
                 <w:szCs w:val="24"/>
               </w:rPr>
             </w:pPr>
+            <w:r>
+              <w:rPr>
+                <w:rFonts w:ascii="Times New Roman" w:hAnsi="Times New Roman" w:cs="Times New Roman"/>
+                <w:sz w:val="24"/>
+                <w:szCs w:val="24"/>
+              </w:rPr>
+              <w:t>Agree on weekly meeting time</w:t>
+            </w:r>
           </w:p>
         </w:tc>
       </w:tr>
